--- a/DAFTAR PUSTAKA.docx
+++ b/DAFTAR PUSTAKA.docx
@@ -683,13 +683,7 @@
         <w:rPr>
           <w:rFonts w:ascii="Times New Roman" w:hAnsi="Times New Roman" w:cs="Times New Roman"/>
         </w:rPr>
-        <w:t>, Brilliance: International Journal of Artificial Intelligence, Vol. 5, No. 2.</w:t>
-      </w:r>
-      <w:r>
-        <w:rPr>
-          <w:rFonts w:ascii="Times New Roman" w:hAnsi="Times New Roman" w:cs="Times New Roman"/>
-        </w:rPr>
-        <w:t xml:space="preserve"> </w:t>
+        <w:t xml:space="preserve">, Brilliance: International Journal of Artificial Intelligence, Vol. 5, No. 2. </w:t>
       </w:r>
       <w:hyperlink r:id="rId14" w:history="1">
         <w:r>
@@ -2303,6 +2297,945 @@
             <w:rFonts w:ascii="Times New Roman" w:hAnsi="Times New Roman" w:cs="Times New Roman"/>
           </w:rPr>
           <w:t>https://milvus.io/ai-quick-reference/how-does-a-vector-database-support-vector-search</w:t>
+        </w:r>
+      </w:hyperlink>
+    </w:p>
+    <w:p>
+      <w:pPr>
+        <w:spacing w:line="360" w:lineRule="auto"/>
+        <w:jc w:val="both"/>
+        <w:rPr>
+          <w:rFonts w:ascii="Times New Roman" w:hAnsi="Times New Roman" w:cs="Times New Roman"/>
+          <w:b/>
+          <w:bCs/>
+          <w:color w:val="EE0000"/>
+        </w:rPr>
+      </w:pPr>
+      <w:r>
+        <w:rPr>
+          <w:rFonts w:ascii="Times New Roman" w:hAnsi="Times New Roman" w:cs="Times New Roman"/>
+          <w:b/>
+          <w:bCs/>
+          <w:color w:val="EE0000"/>
+        </w:rPr>
+        <w:t xml:space="preserve">OpenAI. (2024), </w:t>
+      </w:r>
+      <w:r>
+        <w:rPr>
+          <w:rFonts w:ascii="Times New Roman" w:hAnsi="Times New Roman" w:cs="Times New Roman"/>
+          <w:b/>
+          <w:bCs/>
+          <w:i/>
+          <w:iCs/>
+          <w:color w:val="EE0000"/>
+        </w:rPr>
+        <w:t>GPT-4o mini: advancing cost-efficient intelligence</w:t>
+      </w:r>
+      <w:r>
+        <w:rPr>
+          <w:rFonts w:ascii="Times New Roman" w:hAnsi="Times New Roman" w:cs="Times New Roman"/>
+          <w:b/>
+          <w:bCs/>
+          <w:color w:val="EE0000"/>
+        </w:rPr>
+        <w:t xml:space="preserve">, OpenAI. </w:t>
+      </w:r>
+      <w:proofErr w:type="spellStart"/>
+      <w:r>
+        <w:rPr>
+          <w:rFonts w:ascii="Times New Roman" w:hAnsi="Times New Roman" w:cs="Times New Roman"/>
+          <w:b/>
+          <w:bCs/>
+          <w:color w:val="EE0000"/>
+        </w:rPr>
+        <w:t>Diunduh</w:t>
+      </w:r>
+      <w:proofErr w:type="spellEnd"/>
+      <w:r>
+        <w:rPr>
+          <w:rFonts w:ascii="Times New Roman" w:hAnsi="Times New Roman" w:cs="Times New Roman"/>
+          <w:b/>
+          <w:bCs/>
+          <w:color w:val="EE0000"/>
+        </w:rPr>
+        <w:t xml:space="preserve"> </w:t>
+      </w:r>
+      <w:proofErr w:type="spellStart"/>
+      <w:r>
+        <w:rPr>
+          <w:rFonts w:ascii="Times New Roman" w:hAnsi="Times New Roman" w:cs="Times New Roman"/>
+          <w:b/>
+          <w:bCs/>
+          <w:color w:val="EE0000"/>
+        </w:rPr>
+        <w:t>pukul</w:t>
+      </w:r>
+      <w:proofErr w:type="spellEnd"/>
+      <w:r>
+        <w:rPr>
+          <w:rFonts w:ascii="Times New Roman" w:hAnsi="Times New Roman" w:cs="Times New Roman"/>
+          <w:b/>
+          <w:bCs/>
+          <w:color w:val="EE0000"/>
+        </w:rPr>
+        <w:t xml:space="preserve"> 09.00 WIB, 25 Januari 2026 </w:t>
+      </w:r>
+      <w:proofErr w:type="spellStart"/>
+      <w:r>
+        <w:rPr>
+          <w:rFonts w:ascii="Times New Roman" w:hAnsi="Times New Roman" w:cs="Times New Roman"/>
+          <w:b/>
+          <w:bCs/>
+          <w:color w:val="EE0000"/>
+        </w:rPr>
+        <w:t>dari</w:t>
+      </w:r>
+      <w:proofErr w:type="spellEnd"/>
+      <w:r>
+        <w:rPr>
+          <w:rFonts w:ascii="Times New Roman" w:hAnsi="Times New Roman" w:cs="Times New Roman"/>
+          <w:b/>
+          <w:bCs/>
+          <w:color w:val="EE0000"/>
+        </w:rPr>
+        <w:t xml:space="preserve"> </w:t>
+      </w:r>
+      <w:hyperlink r:id="rId33" w:tgtFrame="_new" w:history="1">
+        <w:r>
+          <w:rPr>
+            <w:rStyle w:val="Hyperlink"/>
+            <w:rFonts w:ascii="Times New Roman" w:hAnsi="Times New Roman" w:cs="Times New Roman"/>
+            <w:b/>
+            <w:bCs/>
+            <w:color w:val="EE0000"/>
+          </w:rPr>
+          <w:t>https://openai.com/index/gpt-4o-mini-advancing-cost-efficient-intelligence/</w:t>
+        </w:r>
+      </w:hyperlink>
+      <w:r>
+        <w:rPr>
+          <w:rFonts w:ascii="Times New Roman" w:hAnsi="Times New Roman" w:cs="Times New Roman"/>
+          <w:b/>
+          <w:bCs/>
+          <w:color w:val="EE0000"/>
+        </w:rPr>
+        <w:t xml:space="preserve"> </w:t>
+      </w:r>
+    </w:p>
+    <w:p>
+      <w:pPr>
+        <w:spacing w:line="360" w:lineRule="auto"/>
+        <w:jc w:val="both"/>
+        <w:rPr>
+          <w:rFonts w:ascii="Times New Roman" w:hAnsi="Times New Roman" w:cs="Times New Roman"/>
+          <w:b/>
+          <w:bCs/>
+          <w:color w:val="EE0000"/>
+        </w:rPr>
+      </w:pPr>
+      <w:r>
+        <w:rPr>
+          <w:rFonts w:ascii="Times New Roman" w:hAnsi="Times New Roman" w:cs="Times New Roman"/>
+          <w:b/>
+          <w:bCs/>
+          <w:color w:val="EE0000"/>
+        </w:rPr>
+        <w:t xml:space="preserve">Kili Technology. (2026), </w:t>
+      </w:r>
+      <w:r>
+        <w:rPr>
+          <w:rFonts w:ascii="Times New Roman" w:hAnsi="Times New Roman" w:cs="Times New Roman"/>
+          <w:b/>
+          <w:bCs/>
+          <w:i/>
+          <w:iCs/>
+          <w:color w:val="EE0000"/>
+        </w:rPr>
+        <w:t>A Guide to GPT4o Mini: OpenAI’s smaller, more efficient language model</w:t>
+      </w:r>
+      <w:r>
+        <w:rPr>
+          <w:rFonts w:ascii="Times New Roman" w:hAnsi="Times New Roman" w:cs="Times New Roman"/>
+          <w:b/>
+          <w:bCs/>
+          <w:color w:val="EE0000"/>
+        </w:rPr>
+        <w:t xml:space="preserve">, Kili Technology Blog. </w:t>
+      </w:r>
+      <w:proofErr w:type="spellStart"/>
+      <w:r>
+        <w:rPr>
+          <w:rFonts w:ascii="Times New Roman" w:hAnsi="Times New Roman" w:cs="Times New Roman"/>
+          <w:b/>
+          <w:bCs/>
+          <w:color w:val="EE0000"/>
+        </w:rPr>
+        <w:t>Diunduh</w:t>
+      </w:r>
+      <w:proofErr w:type="spellEnd"/>
+      <w:r>
+        <w:rPr>
+          <w:rFonts w:ascii="Times New Roman" w:hAnsi="Times New Roman" w:cs="Times New Roman"/>
+          <w:b/>
+          <w:bCs/>
+          <w:color w:val="EE0000"/>
+        </w:rPr>
+        <w:t xml:space="preserve"> </w:t>
+      </w:r>
+      <w:proofErr w:type="spellStart"/>
+      <w:r>
+        <w:rPr>
+          <w:rFonts w:ascii="Times New Roman" w:hAnsi="Times New Roman" w:cs="Times New Roman"/>
+          <w:b/>
+          <w:bCs/>
+          <w:color w:val="EE0000"/>
+        </w:rPr>
+        <w:t>pukul</w:t>
+      </w:r>
+      <w:proofErr w:type="spellEnd"/>
+      <w:r>
+        <w:rPr>
+          <w:rFonts w:ascii="Times New Roman" w:hAnsi="Times New Roman" w:cs="Times New Roman"/>
+          <w:b/>
+          <w:bCs/>
+          <w:color w:val="EE0000"/>
+        </w:rPr>
+        <w:t xml:space="preserve"> 09.15 WIB, 25 Januari 2026 </w:t>
+      </w:r>
+      <w:proofErr w:type="spellStart"/>
+      <w:r>
+        <w:rPr>
+          <w:rFonts w:ascii="Times New Roman" w:hAnsi="Times New Roman" w:cs="Times New Roman"/>
+          <w:b/>
+          <w:bCs/>
+          <w:color w:val="EE0000"/>
+        </w:rPr>
+        <w:t>dari</w:t>
+      </w:r>
+      <w:proofErr w:type="spellEnd"/>
+      <w:r>
+        <w:rPr>
+          <w:rFonts w:ascii="Times New Roman" w:hAnsi="Times New Roman" w:cs="Times New Roman"/>
+          <w:b/>
+          <w:bCs/>
+          <w:color w:val="EE0000"/>
+        </w:rPr>
+        <w:t xml:space="preserve"> </w:t>
+      </w:r>
+      <w:hyperlink r:id="rId34" w:tgtFrame="_new" w:history="1">
+        <w:r>
+          <w:rPr>
+            <w:rStyle w:val="Hyperlink"/>
+            <w:rFonts w:ascii="Times New Roman" w:hAnsi="Times New Roman" w:cs="Times New Roman"/>
+            <w:b/>
+            <w:bCs/>
+            <w:color w:val="EE0000"/>
+          </w:rPr>
+          <w:t>https://kili-technology.com/blog/a-guide-to-gpt4o-mini-openai-s-smaller-more-efficient-language-model</w:t>
+        </w:r>
+      </w:hyperlink>
+      <w:r>
+        <w:rPr>
+          <w:rFonts w:ascii="Times New Roman" w:hAnsi="Times New Roman" w:cs="Times New Roman"/>
+          <w:b/>
+          <w:bCs/>
+          <w:color w:val="EE0000"/>
+        </w:rPr>
+        <w:t xml:space="preserve"> </w:t>
+      </w:r>
+    </w:p>
+    <w:p>
+      <w:pPr>
+        <w:spacing w:line="360" w:lineRule="auto"/>
+        <w:jc w:val="both"/>
+        <w:rPr>
+          <w:rFonts w:ascii="Times New Roman" w:hAnsi="Times New Roman" w:cs="Times New Roman"/>
+          <w:b/>
+          <w:bCs/>
+          <w:color w:val="EE0000"/>
+        </w:rPr>
+      </w:pPr>
+      <w:r>
+        <w:rPr>
+          <w:rFonts w:ascii="Times New Roman" w:hAnsi="Times New Roman" w:cs="Times New Roman"/>
+          <w:b/>
+          <w:bCs/>
+          <w:color w:val="EE0000"/>
+        </w:rPr>
+        <w:lastRenderedPageBreak/>
+        <w:t xml:space="preserve">OpenAI. (2025), </w:t>
+      </w:r>
+      <w:r>
+        <w:rPr>
+          <w:rFonts w:ascii="Times New Roman" w:hAnsi="Times New Roman" w:cs="Times New Roman"/>
+          <w:b/>
+          <w:bCs/>
+          <w:i/>
+          <w:iCs/>
+          <w:color w:val="EE0000"/>
+        </w:rPr>
+        <w:t>New embedding models and API updates</w:t>
+      </w:r>
+      <w:r>
+        <w:rPr>
+          <w:rFonts w:ascii="Times New Roman" w:hAnsi="Times New Roman" w:cs="Times New Roman"/>
+          <w:b/>
+          <w:bCs/>
+          <w:color w:val="EE0000"/>
+        </w:rPr>
+        <w:t xml:space="preserve">, OpenAI. </w:t>
+      </w:r>
+      <w:proofErr w:type="spellStart"/>
+      <w:r>
+        <w:rPr>
+          <w:rFonts w:ascii="Times New Roman" w:hAnsi="Times New Roman" w:cs="Times New Roman"/>
+          <w:b/>
+          <w:bCs/>
+          <w:color w:val="EE0000"/>
+        </w:rPr>
+        <w:t>Diunduh</w:t>
+      </w:r>
+      <w:proofErr w:type="spellEnd"/>
+      <w:r>
+        <w:rPr>
+          <w:rFonts w:ascii="Times New Roman" w:hAnsi="Times New Roman" w:cs="Times New Roman"/>
+          <w:b/>
+          <w:bCs/>
+          <w:color w:val="EE0000"/>
+        </w:rPr>
+        <w:t xml:space="preserve"> </w:t>
+      </w:r>
+      <w:proofErr w:type="spellStart"/>
+      <w:r>
+        <w:rPr>
+          <w:rFonts w:ascii="Times New Roman" w:hAnsi="Times New Roman" w:cs="Times New Roman"/>
+          <w:b/>
+          <w:bCs/>
+          <w:color w:val="EE0000"/>
+        </w:rPr>
+        <w:t>pukul</w:t>
+      </w:r>
+      <w:proofErr w:type="spellEnd"/>
+      <w:r>
+        <w:rPr>
+          <w:rFonts w:ascii="Times New Roman" w:hAnsi="Times New Roman" w:cs="Times New Roman"/>
+          <w:b/>
+          <w:bCs/>
+          <w:color w:val="EE0000"/>
+        </w:rPr>
+        <w:t xml:space="preserve"> 09.30 WIB, 25 Januari 2026 </w:t>
+      </w:r>
+      <w:proofErr w:type="spellStart"/>
+      <w:r>
+        <w:rPr>
+          <w:rFonts w:ascii="Times New Roman" w:hAnsi="Times New Roman" w:cs="Times New Roman"/>
+          <w:b/>
+          <w:bCs/>
+          <w:color w:val="EE0000"/>
+        </w:rPr>
+        <w:t>dari</w:t>
+      </w:r>
+      <w:proofErr w:type="spellEnd"/>
+      <w:r>
+        <w:rPr>
+          <w:rFonts w:ascii="Times New Roman" w:hAnsi="Times New Roman" w:cs="Times New Roman"/>
+          <w:b/>
+          <w:bCs/>
+          <w:color w:val="EE0000"/>
+        </w:rPr>
+        <w:t xml:space="preserve"> </w:t>
+      </w:r>
+      <w:hyperlink r:id="rId35" w:tgtFrame="_new" w:history="1">
+        <w:r>
+          <w:rPr>
+            <w:rStyle w:val="Hyperlink"/>
+            <w:rFonts w:ascii="Times New Roman" w:hAnsi="Times New Roman" w:cs="Times New Roman"/>
+            <w:b/>
+            <w:bCs/>
+            <w:color w:val="EE0000"/>
+          </w:rPr>
+          <w:t>https://openai.com/index/new-embedding-models-and-api-updates/</w:t>
+        </w:r>
+      </w:hyperlink>
+      <w:r>
+        <w:rPr>
+          <w:rFonts w:ascii="Times New Roman" w:hAnsi="Times New Roman" w:cs="Times New Roman"/>
+          <w:b/>
+          <w:bCs/>
+          <w:color w:val="EE0000"/>
+        </w:rPr>
+        <w:t xml:space="preserve"> </w:t>
+      </w:r>
+    </w:p>
+    <w:p>
+      <w:pPr>
+        <w:spacing w:line="360" w:lineRule="auto"/>
+        <w:jc w:val="both"/>
+        <w:rPr>
+          <w:rFonts w:ascii="Times New Roman" w:hAnsi="Times New Roman" w:cs="Times New Roman"/>
+          <w:b/>
+          <w:bCs/>
+          <w:color w:val="EE0000"/>
+        </w:rPr>
+      </w:pPr>
+      <w:r>
+        <w:rPr>
+          <w:rFonts w:ascii="Times New Roman" w:hAnsi="Times New Roman" w:cs="Times New Roman"/>
+          <w:b/>
+          <w:bCs/>
+          <w:color w:val="EE0000"/>
+        </w:rPr>
+        <w:t xml:space="preserve">Databricks. (2023), </w:t>
+      </w:r>
+      <w:r>
+        <w:rPr>
+          <w:rFonts w:ascii="Times New Roman" w:hAnsi="Times New Roman" w:cs="Times New Roman"/>
+          <w:b/>
+          <w:bCs/>
+          <w:i/>
+          <w:iCs/>
+          <w:color w:val="EE0000"/>
+        </w:rPr>
+        <w:t>Best Practices for LLM Evaluation of RAG Applications</w:t>
+      </w:r>
+      <w:r>
+        <w:rPr>
+          <w:rFonts w:ascii="Times New Roman" w:hAnsi="Times New Roman" w:cs="Times New Roman"/>
+          <w:b/>
+          <w:bCs/>
+          <w:color w:val="EE0000"/>
+        </w:rPr>
+        <w:t xml:space="preserve">, Databricks Blog. </w:t>
+      </w:r>
+      <w:proofErr w:type="spellStart"/>
+      <w:r>
+        <w:rPr>
+          <w:rFonts w:ascii="Times New Roman" w:hAnsi="Times New Roman" w:cs="Times New Roman"/>
+          <w:b/>
+          <w:bCs/>
+          <w:color w:val="EE0000"/>
+        </w:rPr>
+        <w:t>Diunduh</w:t>
+      </w:r>
+      <w:proofErr w:type="spellEnd"/>
+      <w:r>
+        <w:rPr>
+          <w:rFonts w:ascii="Times New Roman" w:hAnsi="Times New Roman" w:cs="Times New Roman"/>
+          <w:b/>
+          <w:bCs/>
+          <w:color w:val="EE0000"/>
+        </w:rPr>
+        <w:t xml:space="preserve"> </w:t>
+      </w:r>
+      <w:proofErr w:type="spellStart"/>
+      <w:r>
+        <w:rPr>
+          <w:rFonts w:ascii="Times New Roman" w:hAnsi="Times New Roman" w:cs="Times New Roman"/>
+          <w:b/>
+          <w:bCs/>
+          <w:color w:val="EE0000"/>
+        </w:rPr>
+        <w:t>pukul</w:t>
+      </w:r>
+      <w:proofErr w:type="spellEnd"/>
+      <w:r>
+        <w:rPr>
+          <w:rFonts w:ascii="Times New Roman" w:hAnsi="Times New Roman" w:cs="Times New Roman"/>
+          <w:b/>
+          <w:bCs/>
+          <w:color w:val="EE0000"/>
+        </w:rPr>
+        <w:t xml:space="preserve"> 09.45 WIB, 25 Januari 2026 </w:t>
+      </w:r>
+      <w:proofErr w:type="spellStart"/>
+      <w:r>
+        <w:rPr>
+          <w:rFonts w:ascii="Times New Roman" w:hAnsi="Times New Roman" w:cs="Times New Roman"/>
+          <w:b/>
+          <w:bCs/>
+          <w:color w:val="EE0000"/>
+        </w:rPr>
+        <w:t>dari</w:t>
+      </w:r>
+      <w:proofErr w:type="spellEnd"/>
+      <w:r>
+        <w:rPr>
+          <w:rFonts w:ascii="Times New Roman" w:hAnsi="Times New Roman" w:cs="Times New Roman"/>
+          <w:b/>
+          <w:bCs/>
+          <w:color w:val="EE0000"/>
+        </w:rPr>
+        <w:t xml:space="preserve"> </w:t>
+      </w:r>
+      <w:hyperlink r:id="rId36" w:tgtFrame="_new" w:history="1">
+        <w:r>
+          <w:rPr>
+            <w:rStyle w:val="Hyperlink"/>
+            <w:rFonts w:ascii="Times New Roman" w:hAnsi="Times New Roman" w:cs="Times New Roman"/>
+            <w:b/>
+            <w:bCs/>
+            <w:color w:val="EE0000"/>
+          </w:rPr>
+          <w:t>https://www.databricks.com/blog/LLM-auto-eval-best-practices-RAG</w:t>
+        </w:r>
+      </w:hyperlink>
+      <w:r>
+        <w:rPr>
+          <w:rFonts w:ascii="Times New Roman" w:hAnsi="Times New Roman" w:cs="Times New Roman"/>
+          <w:b/>
+          <w:bCs/>
+          <w:color w:val="EE0000"/>
+        </w:rPr>
+        <w:t xml:space="preserve"> </w:t>
+      </w:r>
+    </w:p>
+    <w:p>
+      <w:pPr>
+        <w:spacing w:line="360" w:lineRule="auto"/>
+        <w:jc w:val="both"/>
+        <w:rPr>
+          <w:rFonts w:ascii="Times New Roman" w:hAnsi="Times New Roman" w:cs="Times New Roman"/>
+          <w:b/>
+          <w:bCs/>
+          <w:color w:val="EE0000"/>
+        </w:rPr>
+      </w:pPr>
+      <w:r>
+        <w:rPr>
+          <w:rFonts w:ascii="Times New Roman" w:hAnsi="Times New Roman" w:cs="Times New Roman"/>
+          <w:b/>
+          <w:bCs/>
+          <w:color w:val="EE0000"/>
+        </w:rPr>
+        <w:t xml:space="preserve">Khasanova Zafar </w:t>
+      </w:r>
+      <w:proofErr w:type="spellStart"/>
+      <w:r>
+        <w:rPr>
+          <w:rFonts w:ascii="Times New Roman" w:hAnsi="Times New Roman" w:cs="Times New Roman"/>
+          <w:b/>
+          <w:bCs/>
+          <w:color w:val="EE0000"/>
+        </w:rPr>
+        <w:t>kizi</w:t>
+      </w:r>
+      <w:proofErr w:type="spellEnd"/>
+      <w:r>
+        <w:rPr>
+          <w:rFonts w:ascii="Times New Roman" w:hAnsi="Times New Roman" w:cs="Times New Roman"/>
+          <w:b/>
+          <w:bCs/>
+          <w:color w:val="EE0000"/>
+        </w:rPr>
+        <w:t xml:space="preserve">, M., &amp; Suh, Y. (2025), </w:t>
+      </w:r>
+      <w:r>
+        <w:rPr>
+          <w:rFonts w:ascii="Times New Roman" w:hAnsi="Times New Roman" w:cs="Times New Roman"/>
+          <w:b/>
+          <w:bCs/>
+          <w:i/>
+          <w:iCs/>
+          <w:color w:val="EE0000"/>
+        </w:rPr>
+        <w:t>Design and performance evaluation of LLM-based RAG pipelines for chatbot services in international student admissions</w:t>
+      </w:r>
+      <w:r>
+        <w:rPr>
+          <w:rFonts w:ascii="Times New Roman" w:hAnsi="Times New Roman" w:cs="Times New Roman"/>
+          <w:b/>
+          <w:bCs/>
+          <w:color w:val="EE0000"/>
+        </w:rPr>
+        <w:t xml:space="preserve">, </w:t>
+      </w:r>
+      <w:r>
+        <w:rPr>
+          <w:rFonts w:ascii="Times New Roman" w:hAnsi="Times New Roman" w:cs="Times New Roman"/>
+          <w:b/>
+          <w:bCs/>
+          <w:i/>
+          <w:iCs/>
+          <w:color w:val="EE0000"/>
+        </w:rPr>
+        <w:t>Electronics</w:t>
+      </w:r>
+      <w:r>
+        <w:rPr>
+          <w:rFonts w:ascii="Times New Roman" w:hAnsi="Times New Roman" w:cs="Times New Roman"/>
+          <w:b/>
+          <w:bCs/>
+          <w:color w:val="EE0000"/>
+        </w:rPr>
+        <w:t xml:space="preserve">, 14(15), </w:t>
+      </w:r>
+      <w:proofErr w:type="spellStart"/>
+      <w:r>
+        <w:rPr>
+          <w:rFonts w:ascii="Times New Roman" w:hAnsi="Times New Roman" w:cs="Times New Roman"/>
+          <w:b/>
+          <w:bCs/>
+          <w:color w:val="EE0000"/>
+        </w:rPr>
+        <w:t>artikel</w:t>
+      </w:r>
+      <w:proofErr w:type="spellEnd"/>
+      <w:r>
+        <w:rPr>
+          <w:rFonts w:ascii="Times New Roman" w:hAnsi="Times New Roman" w:cs="Times New Roman"/>
+          <w:b/>
+          <w:bCs/>
+          <w:color w:val="EE0000"/>
+        </w:rPr>
+        <w:t xml:space="preserve"> 3095. </w:t>
+      </w:r>
+      <w:proofErr w:type="spellStart"/>
+      <w:r>
+        <w:rPr>
+          <w:rFonts w:ascii="Times New Roman" w:hAnsi="Times New Roman" w:cs="Times New Roman"/>
+          <w:b/>
+          <w:bCs/>
+          <w:color w:val="EE0000"/>
+        </w:rPr>
+        <w:t>Diunduh</w:t>
+      </w:r>
+      <w:proofErr w:type="spellEnd"/>
+      <w:r>
+        <w:rPr>
+          <w:rFonts w:ascii="Times New Roman" w:hAnsi="Times New Roman" w:cs="Times New Roman"/>
+          <w:b/>
+          <w:bCs/>
+          <w:color w:val="EE0000"/>
+        </w:rPr>
+        <w:t xml:space="preserve"> </w:t>
+      </w:r>
+      <w:proofErr w:type="spellStart"/>
+      <w:r>
+        <w:rPr>
+          <w:rFonts w:ascii="Times New Roman" w:hAnsi="Times New Roman" w:cs="Times New Roman"/>
+          <w:b/>
+          <w:bCs/>
+          <w:color w:val="EE0000"/>
+        </w:rPr>
+        <w:t>pukul</w:t>
+      </w:r>
+      <w:proofErr w:type="spellEnd"/>
+      <w:r>
+        <w:rPr>
+          <w:rFonts w:ascii="Times New Roman" w:hAnsi="Times New Roman" w:cs="Times New Roman"/>
+          <w:b/>
+          <w:bCs/>
+          <w:color w:val="EE0000"/>
+        </w:rPr>
+        <w:t xml:space="preserve"> 10.00 WIB, 25 Januari 2026 </w:t>
+      </w:r>
+      <w:proofErr w:type="spellStart"/>
+      <w:r>
+        <w:rPr>
+          <w:rFonts w:ascii="Times New Roman" w:hAnsi="Times New Roman" w:cs="Times New Roman"/>
+          <w:b/>
+          <w:bCs/>
+          <w:color w:val="EE0000"/>
+        </w:rPr>
+        <w:t>dari</w:t>
+      </w:r>
+      <w:proofErr w:type="spellEnd"/>
+      <w:r>
+        <w:rPr>
+          <w:rFonts w:ascii="Times New Roman" w:hAnsi="Times New Roman" w:cs="Times New Roman"/>
+          <w:b/>
+          <w:bCs/>
+          <w:color w:val="EE0000"/>
+        </w:rPr>
+        <w:t xml:space="preserve"> </w:t>
+      </w:r>
+      <w:hyperlink r:id="rId37" w:tgtFrame="_new" w:history="1">
+        <w:r>
+          <w:rPr>
+            <w:rStyle w:val="Hyperlink"/>
+            <w:rFonts w:ascii="Times New Roman" w:hAnsi="Times New Roman" w:cs="Times New Roman"/>
+            <w:b/>
+            <w:bCs/>
+            <w:color w:val="EE0000"/>
+          </w:rPr>
+          <w:t>https://www.mdpi.com/2079-9292/14/15/3095</w:t>
+        </w:r>
+      </w:hyperlink>
+      <w:r>
+        <w:rPr>
+          <w:rFonts w:ascii="Times New Roman" w:hAnsi="Times New Roman" w:cs="Times New Roman"/>
+          <w:b/>
+          <w:bCs/>
+          <w:color w:val="EE0000"/>
+        </w:rPr>
+        <w:t xml:space="preserve"> </w:t>
+      </w:r>
+    </w:p>
+    <w:p>
+      <w:pPr>
+        <w:spacing w:line="360" w:lineRule="auto"/>
+        <w:jc w:val="both"/>
+        <w:rPr>
+          <w:rFonts w:ascii="Times New Roman" w:hAnsi="Times New Roman" w:cs="Times New Roman"/>
+          <w:b/>
+          <w:bCs/>
+          <w:color w:val="EE0000"/>
+        </w:rPr>
+      </w:pPr>
+      <w:r>
+        <w:rPr>
+          <w:rFonts w:ascii="Times New Roman" w:hAnsi="Times New Roman" w:cs="Times New Roman"/>
+          <w:b/>
+          <w:bCs/>
+          <w:color w:val="EE0000"/>
+        </w:rPr>
+        <w:t xml:space="preserve">Pinecone. (2025), </w:t>
+      </w:r>
+      <w:r>
+        <w:rPr>
+          <w:rFonts w:ascii="Times New Roman" w:hAnsi="Times New Roman" w:cs="Times New Roman"/>
+          <w:b/>
+          <w:bCs/>
+          <w:i/>
+          <w:iCs/>
+          <w:color w:val="EE0000"/>
+        </w:rPr>
+        <w:t>OpenAI Embeddings v3</w:t>
+      </w:r>
+      <w:r>
+        <w:rPr>
+          <w:rFonts w:ascii="Times New Roman" w:hAnsi="Times New Roman" w:cs="Times New Roman"/>
+          <w:b/>
+          <w:bCs/>
+          <w:color w:val="EE0000"/>
+        </w:rPr>
+        <w:t xml:space="preserve">, Pinecone Learn. </w:t>
+      </w:r>
+      <w:proofErr w:type="spellStart"/>
+      <w:r>
+        <w:rPr>
+          <w:rFonts w:ascii="Times New Roman" w:hAnsi="Times New Roman" w:cs="Times New Roman"/>
+          <w:b/>
+          <w:bCs/>
+          <w:color w:val="EE0000"/>
+        </w:rPr>
+        <w:t>Diunduh</w:t>
+      </w:r>
+      <w:proofErr w:type="spellEnd"/>
+      <w:r>
+        <w:rPr>
+          <w:rFonts w:ascii="Times New Roman" w:hAnsi="Times New Roman" w:cs="Times New Roman"/>
+          <w:b/>
+          <w:bCs/>
+          <w:color w:val="EE0000"/>
+        </w:rPr>
+        <w:t xml:space="preserve"> </w:t>
+      </w:r>
+      <w:proofErr w:type="spellStart"/>
+      <w:r>
+        <w:rPr>
+          <w:rFonts w:ascii="Times New Roman" w:hAnsi="Times New Roman" w:cs="Times New Roman"/>
+          <w:b/>
+          <w:bCs/>
+          <w:color w:val="EE0000"/>
+        </w:rPr>
+        <w:t>pukul</w:t>
+      </w:r>
+      <w:proofErr w:type="spellEnd"/>
+      <w:r>
+        <w:rPr>
+          <w:rFonts w:ascii="Times New Roman" w:hAnsi="Times New Roman" w:cs="Times New Roman"/>
+          <w:b/>
+          <w:bCs/>
+          <w:color w:val="EE0000"/>
+        </w:rPr>
+        <w:t xml:space="preserve"> 10.15 WIB, 25 Januari 2026 </w:t>
+      </w:r>
+      <w:proofErr w:type="spellStart"/>
+      <w:r>
+        <w:rPr>
+          <w:rFonts w:ascii="Times New Roman" w:hAnsi="Times New Roman" w:cs="Times New Roman"/>
+          <w:b/>
+          <w:bCs/>
+          <w:color w:val="EE0000"/>
+        </w:rPr>
+        <w:t>dari</w:t>
+      </w:r>
+      <w:proofErr w:type="spellEnd"/>
+      <w:r>
+        <w:rPr>
+          <w:rFonts w:ascii="Times New Roman" w:hAnsi="Times New Roman" w:cs="Times New Roman"/>
+          <w:b/>
+          <w:bCs/>
+          <w:color w:val="EE0000"/>
+        </w:rPr>
+        <w:t xml:space="preserve"> </w:t>
+      </w:r>
+      <w:hyperlink r:id="rId38" w:tgtFrame="_new" w:history="1">
+        <w:r>
+          <w:rPr>
+            <w:rStyle w:val="Hyperlink"/>
+            <w:rFonts w:ascii="Times New Roman" w:hAnsi="Times New Roman" w:cs="Times New Roman"/>
+            <w:b/>
+            <w:bCs/>
+            <w:color w:val="EE0000"/>
+          </w:rPr>
+          <w:t>https://www.pinecone.io/learn/openai-embeddings-v3/</w:t>
+        </w:r>
+      </w:hyperlink>
+      <w:r>
+        <w:rPr>
+          <w:rFonts w:ascii="Times New Roman" w:hAnsi="Times New Roman" w:cs="Times New Roman"/>
+          <w:b/>
+          <w:bCs/>
+          <w:color w:val="EE0000"/>
+        </w:rPr>
+        <w:t xml:space="preserve"> </w:t>
+      </w:r>
+    </w:p>
+    <w:p>
+      <w:pPr>
+        <w:spacing w:line="360" w:lineRule="auto"/>
+        <w:jc w:val="both"/>
+        <w:rPr>
+          <w:rFonts w:ascii="Times New Roman" w:hAnsi="Times New Roman" w:cs="Times New Roman"/>
+          <w:b/>
+          <w:bCs/>
+          <w:color w:val="EE0000"/>
+        </w:rPr>
+      </w:pPr>
+      <w:r>
+        <w:rPr>
+          <w:rFonts w:ascii="Times New Roman" w:hAnsi="Times New Roman" w:cs="Times New Roman"/>
+          <w:b/>
+          <w:bCs/>
+          <w:color w:val="EE0000"/>
+        </w:rPr>
+        <w:t xml:space="preserve">Favero, N., Salute, F., &amp; Hardt, D. (2025), </w:t>
+      </w:r>
+      <w:r>
+        <w:rPr>
+          <w:rFonts w:ascii="Times New Roman" w:hAnsi="Times New Roman" w:cs="Times New Roman"/>
+          <w:b/>
+          <w:bCs/>
+          <w:i/>
+          <w:iCs/>
+          <w:color w:val="EE0000"/>
+        </w:rPr>
+        <w:t>Advancing Academic Chatbots: Evaluation of Non-Traditional Outputs</w:t>
+      </w:r>
+      <w:r>
+        <w:rPr>
+          <w:rFonts w:ascii="Times New Roman" w:hAnsi="Times New Roman" w:cs="Times New Roman"/>
+          <w:b/>
+          <w:bCs/>
+          <w:color w:val="EE0000"/>
+        </w:rPr>
+        <w:t xml:space="preserve">, </w:t>
+      </w:r>
+      <w:proofErr w:type="spellStart"/>
+      <w:r>
+        <w:rPr>
+          <w:rFonts w:ascii="Times New Roman" w:hAnsi="Times New Roman" w:cs="Times New Roman"/>
+          <w:b/>
+          <w:bCs/>
+          <w:i/>
+          <w:iCs/>
+          <w:color w:val="EE0000"/>
+        </w:rPr>
+        <w:t>arXiv</w:t>
+      </w:r>
+      <w:proofErr w:type="spellEnd"/>
+      <w:r>
+        <w:rPr>
+          <w:rFonts w:ascii="Times New Roman" w:hAnsi="Times New Roman" w:cs="Times New Roman"/>
+          <w:b/>
+          <w:bCs/>
+          <w:i/>
+          <w:iCs/>
+          <w:color w:val="EE0000"/>
+        </w:rPr>
+        <w:t xml:space="preserve"> preprint</w:t>
+      </w:r>
+      <w:r>
+        <w:rPr>
+          <w:rFonts w:ascii="Times New Roman" w:hAnsi="Times New Roman" w:cs="Times New Roman"/>
+          <w:b/>
+          <w:bCs/>
+          <w:color w:val="EE0000"/>
+        </w:rPr>
+        <w:t xml:space="preserve">. </w:t>
+      </w:r>
+      <w:proofErr w:type="spellStart"/>
+      <w:r>
+        <w:rPr>
+          <w:rFonts w:ascii="Times New Roman" w:hAnsi="Times New Roman" w:cs="Times New Roman"/>
+          <w:b/>
+          <w:bCs/>
+          <w:color w:val="EE0000"/>
+        </w:rPr>
+        <w:t>Diunduh</w:t>
+      </w:r>
+      <w:proofErr w:type="spellEnd"/>
+      <w:r>
+        <w:rPr>
+          <w:rFonts w:ascii="Times New Roman" w:hAnsi="Times New Roman" w:cs="Times New Roman"/>
+          <w:b/>
+          <w:bCs/>
+          <w:color w:val="EE0000"/>
+        </w:rPr>
+        <w:t xml:space="preserve"> </w:t>
+      </w:r>
+      <w:proofErr w:type="spellStart"/>
+      <w:r>
+        <w:rPr>
+          <w:rFonts w:ascii="Times New Roman" w:hAnsi="Times New Roman" w:cs="Times New Roman"/>
+          <w:b/>
+          <w:bCs/>
+          <w:color w:val="EE0000"/>
+        </w:rPr>
+        <w:t>pukul</w:t>
+      </w:r>
+      <w:proofErr w:type="spellEnd"/>
+      <w:r>
+        <w:rPr>
+          <w:rFonts w:ascii="Times New Roman" w:hAnsi="Times New Roman" w:cs="Times New Roman"/>
+          <w:b/>
+          <w:bCs/>
+          <w:color w:val="EE0000"/>
+        </w:rPr>
+        <w:t xml:space="preserve"> 10.30 WIB, 25 Januari 2026 </w:t>
+      </w:r>
+      <w:proofErr w:type="spellStart"/>
+      <w:r>
+        <w:rPr>
+          <w:rFonts w:ascii="Times New Roman" w:hAnsi="Times New Roman" w:cs="Times New Roman"/>
+          <w:b/>
+          <w:bCs/>
+          <w:color w:val="EE0000"/>
+        </w:rPr>
+        <w:t>dari</w:t>
+      </w:r>
+      <w:proofErr w:type="spellEnd"/>
+      <w:r>
+        <w:rPr>
+          <w:rFonts w:ascii="Times New Roman" w:hAnsi="Times New Roman" w:cs="Times New Roman"/>
+          <w:b/>
+          <w:bCs/>
+          <w:color w:val="EE0000"/>
+        </w:rPr>
+        <w:t xml:space="preserve"> </w:t>
+      </w:r>
+      <w:hyperlink r:id="rId39" w:tgtFrame="_new" w:history="1">
+        <w:r>
+          <w:rPr>
+            <w:rStyle w:val="Hyperlink"/>
+            <w:rFonts w:ascii="Times New Roman" w:hAnsi="Times New Roman" w:cs="Times New Roman"/>
+            <w:b/>
+            <w:bCs/>
+            <w:color w:val="EE0000"/>
+          </w:rPr>
+          <w:t>https://arxiv.org/html/2512.00991</w:t>
         </w:r>
       </w:hyperlink>
     </w:p>
